--- a/scripts/print_forms/certificate_ock_ss_tren_2025(n).docx
+++ b/scripts/print_forms/certificate_ock_ss_tren_2025(n).docx
@@ -252,27 +252,7 @@
                                 <w:sz w:val="28"/>
                                 <w:lang w:val="en-US"/>
                               </w:rPr>
-                              <w:t>==TopElem.custom_</w:t>
-                            </w:r>
-                            <w:proofErr w:type="gramStart"/>
-                            <w:r>
-                              <w:rPr>
-                                <w:rFonts w:ascii="IBM Plex Sans" w:hAnsi="IBM Plex Sans"/>
-                                <w:b/>
-                                <w:sz w:val="28"/>
-                                <w:lang w:val="en-US"/>
-                              </w:rPr>
-                              <w:t>elems.ObtainChildByKey</w:t>
-                            </w:r>
-                            <w:proofErr w:type="gramEnd"/>
-                            <w:r>
-                              <w:rPr>
-                                <w:rFonts w:ascii="IBM Plex Sans" w:hAnsi="IBM Plex Sans"/>
-                                <w:b/>
-                                <w:sz w:val="28"/>
-                                <w:lang w:val="en-US"/>
-                              </w:rPr>
-                              <w:t>("</w:t>
+                              <w:t>==TopElem.custom_elems.ObtainChildByKey("</w:t>
                             </w:r>
                             <w:r>
                               <w:rPr>
@@ -356,7 +336,23 @@
                                 <w:bCs/>
                                 <w:sz w:val="28"/>
                               </w:rPr>
-                              <w:t xml:space="preserve">для сотрудников организации социальной-сферы-участников </w:t>
+                              <w:t>для сотрудников организации социальной</w:t>
+                            </w:r>
+                            <w:r>
+                              <w:rPr>
+                                <w:rFonts w:ascii="IBM Plex Sans" w:hAnsi="IBM Plex Sans"/>
+                                <w:bCs/>
+                                <w:sz w:val="28"/>
+                              </w:rPr>
+                              <w:t xml:space="preserve"> </w:t>
+                            </w:r>
+                            <w:r>
+                              <w:rPr>
+                                <w:rFonts w:ascii="IBM Plex Sans" w:hAnsi="IBM Plex Sans"/>
+                                <w:bCs/>
+                                <w:sz w:val="28"/>
+                              </w:rPr>
+                              <w:t xml:space="preserve">сферы-участников </w:t>
                             </w:r>
                             <w:r>
                               <w:rPr>
@@ -456,27 +452,7 @@
                           <w:sz w:val="28"/>
                           <w:lang w:val="en-US"/>
                         </w:rPr>
-                        <w:t>==TopElem.custom_</w:t>
-                      </w:r>
-                      <w:proofErr w:type="gramStart"/>
-                      <w:r>
-                        <w:rPr>
-                          <w:rFonts w:ascii="IBM Plex Sans" w:hAnsi="IBM Plex Sans"/>
-                          <w:b/>
-                          <w:sz w:val="28"/>
-                          <w:lang w:val="en-US"/>
-                        </w:rPr>
-                        <w:t>elems.ObtainChildByKey</w:t>
-                      </w:r>
-                      <w:proofErr w:type="gramEnd"/>
-                      <w:r>
-                        <w:rPr>
-                          <w:rFonts w:ascii="IBM Plex Sans" w:hAnsi="IBM Plex Sans"/>
-                          <w:b/>
-                          <w:sz w:val="28"/>
-                          <w:lang w:val="en-US"/>
-                        </w:rPr>
-                        <w:t>("</w:t>
+                        <w:t>==TopElem.custom_elems.ObtainChildByKey("</w:t>
                       </w:r>
                       <w:r>
                         <w:rPr>
@@ -560,7 +536,23 @@
                           <w:bCs/>
                           <w:sz w:val="28"/>
                         </w:rPr>
-                        <w:t xml:space="preserve">для сотрудников организации социальной-сферы-участников </w:t>
+                        <w:t>для сотрудников организации социальной</w:t>
+                      </w:r>
+                      <w:r>
+                        <w:rPr>
+                          <w:rFonts w:ascii="IBM Plex Sans" w:hAnsi="IBM Plex Sans"/>
+                          <w:bCs/>
+                          <w:sz w:val="28"/>
+                        </w:rPr>
+                        <w:t xml:space="preserve"> </w:t>
+                      </w:r>
+                      <w:r>
+                        <w:rPr>
+                          <w:rFonts w:ascii="IBM Plex Sans" w:hAnsi="IBM Plex Sans"/>
+                          <w:bCs/>
+                          <w:sz w:val="28"/>
+                        </w:rPr>
+                        <w:t xml:space="preserve">сферы-участников </w:t>
                       </w:r>
                       <w:r>
                         <w:rPr>
@@ -1282,21 +1274,9 @@
                                 <w:szCs w:val="52"/>
                                 <w:lang w:val="en-US"/>
                               </w:rPr>
-                              <w:t>==</w:t>
-                            </w:r>
-                            <w:proofErr w:type="spellStart"/>
-                            <w:r>
-                              <w:rPr>
-                                <w:rFonts w:ascii="IBM Plex Sans" w:hAnsi="IBM Plex Sans" w:cs="Times New Roman"/>
-                                <w:b/>
-                                <w:sz w:val="52"/>
-                                <w:szCs w:val="52"/>
-                                <w:lang w:val="en-US"/>
-                              </w:rPr>
-                              <w:t>TopElem.person_fullname</w:t>
+                              <w:t>==TopElem.person_fullname</w:t>
                             </w:r>
                             <w:bookmarkEnd w:id="3"/>
-                            <w:proofErr w:type="spellEnd"/>
                           </w:p>
                         </w:txbxContent>
                       </wps:txbx>
@@ -1427,7 +1407,6 @@
                               </w:rPr>
                               <w:t>==</w:t>
                             </w:r>
-                            <w:proofErr w:type="spellStart"/>
                             <w:r>
                               <w:rPr>
                                 <w:rFonts w:ascii="IBM Plex Sans" w:hAnsi="IBM Plex Sans" w:cs="Times New Roman"/>
@@ -1435,9 +1414,8 @@
                                 <w:szCs w:val="20"/>
                                 <w:lang w:val="en-US"/>
                               </w:rPr>
-                              <w:t>StrDate</w:t>
-                            </w:r>
-                            <w:proofErr w:type="spellEnd"/>
+                              <w:t xml:space="preserve">StrDate </w:t>
+                            </w:r>
                             <w:r>
                               <w:rPr>
                                 <w:rFonts w:ascii="IBM Plex Sans" w:hAnsi="IBM Plex Sans" w:cs="Times New Roman"/>
@@ -1445,7 +1423,7 @@
                                 <w:szCs w:val="20"/>
                                 <w:lang w:val="en-US"/>
                               </w:rPr>
-                              <w:t xml:space="preserve"> </w:t>
+                              <w:t>(</w:t>
                             </w:r>
                             <w:r>
                               <w:rPr>
@@ -1454,39 +1432,8 @@
                                 <w:szCs w:val="20"/>
                                 <w:lang w:val="en-US"/>
                               </w:rPr>
-                              <w:t>(</w:t>
-                            </w:r>
-                            <w:proofErr w:type="spellStart"/>
-                            <w:r>
-                              <w:rPr>
-                                <w:rFonts w:ascii="IBM Plex Sans" w:hAnsi="IBM Plex Sans" w:cs="Times New Roman"/>
-                                <w:sz w:val="20"/>
-                                <w:szCs w:val="20"/>
-                                <w:lang w:val="en-US"/>
-                              </w:rPr>
-                              <w:t>TopElem.delivery_</w:t>
-                            </w:r>
-                            <w:proofErr w:type="gramStart"/>
-                            <w:r>
-                              <w:rPr>
-                                <w:rFonts w:ascii="IBM Plex Sans" w:hAnsi="IBM Plex Sans" w:cs="Times New Roman"/>
-                                <w:sz w:val="20"/>
-                                <w:szCs w:val="20"/>
-                                <w:lang w:val="en-US"/>
-                              </w:rPr>
-                              <w:t>date,false</w:t>
-                            </w:r>
-                            <w:proofErr w:type="gramEnd"/>
-                            <w:r>
-                              <w:rPr>
-                                <w:rFonts w:ascii="IBM Plex Sans" w:hAnsi="IBM Plex Sans" w:cs="Times New Roman"/>
-                                <w:sz w:val="20"/>
-                                <w:szCs w:val="20"/>
-                                <w:lang w:val="en-US"/>
-                              </w:rPr>
-                              <w:t>,false</w:t>
-                            </w:r>
-                            <w:proofErr w:type="spellEnd"/>
+                              <w:t>TopElem.delivery_date,false,false</w:t>
+                            </w:r>
                             <w:r>
                               <w:rPr>
                                 <w:rFonts w:ascii="IBM Plex Sans" w:hAnsi="IBM Plex Sans" w:cs="Times New Roman"/>
@@ -1709,19 +1656,8 @@
                                 <w:szCs w:val="42"/>
                                 <w:lang w:val="en-US"/>
                               </w:rPr>
-                              <w:t>==</w:t>
-                            </w:r>
-                            <w:proofErr w:type="gramStart"/>
-                            <w:r>
-                              <w:rPr>
-                                <w:rFonts w:ascii="IBM Plex Sans" w:hAnsi="IBM Plex Sans" w:cs="Times New Roman"/>
-                                <w:sz w:val="42"/>
-                                <w:szCs w:val="42"/>
-                                <w:lang w:val="en-US"/>
-                              </w:rPr>
-                              <w:t>Year(</w:t>
-                            </w:r>
-                            <w:proofErr w:type="gramEnd"/>
+                              <w:t>==Year(</w:t>
+                            </w:r>
                             <w:r>
                               <w:rPr>
                                 <w:rFonts w:ascii="IBM Plex Sans" w:hAnsi="IBM Plex Sans" w:cs="Times New Roman"/>
